--- a/papers/q1-masters-covid/word/Rathore-title-page.docx
+++ b/papers/q1-masters-covid/word/Rathore-title-page.docx
@@ -2,18 +2,42 @@
 <file path=word/document.xml><?xml version="1.0" encoding="utf-8"?>
 <w:document xmlns:w="http://schemas.openxmlformats.org/wordprocessingml/2006/main" xmlns:m="http://schemas.openxmlformats.org/officeDocument/2006/math" xmlns:r="http://schemas.openxmlformats.org/officeDocument/2006/relationships" xmlns:o="urn:schemas-microsoft-com:office:office" xmlns:v="urn:schemas-microsoft-com:vml" xmlns:w10="urn:schemas-microsoft-com:office:word" xmlns:a="http://schemas.openxmlformats.org/drawingml/2006/main" xmlns:pic="http://schemas.openxmlformats.org/drawingml/2006/picture" xmlns:wp="http://schemas.openxmlformats.org/drawingml/2006/wordprocessingDrawing">
   <w:body>
-    <w:bookmarkStart w:id="21" w:name="title-page"/>
+    <w:bookmarkStart w:id="21" w:name="title-page-scholarone-file-1-of-2"/>
     <w:p>
       <w:pPr>
         <w:pStyle w:val="Heading1"/>
       </w:pPr>
       <w:r>
-        <w:t xml:space="preserve">Title page</w:t>
+        <w:t xml:space="preserve">Title page (ScholarOne file 1 of 2)</w:t>
       </w:r>
     </w:p>
     <w:p>
       <w:pPr>
         <w:pStyle w:val="FirstParagraph"/>
+      </w:pPr>
+      <w:r>
+        <w:t xml:space="preserve">Upload this with names. Upload the manuscript</w:t>
+      </w:r>
+      <w:r>
+        <w:t xml:space="preserve"> </w:t>
+      </w:r>
+      <w:r>
+        <w:rPr>
+          <w:bCs/>
+          <w:b/>
+        </w:rPr>
+        <w:t xml:space="preserve">without</w:t>
+      </w:r>
+      <w:r>
+        <w:t xml:space="preserve"> </w:t>
+      </w:r>
+      <w:r>
+        <w:t xml:space="preserve">this block for anonymous review.</w:t>
+      </w:r>
+    </w:p>
+    <w:p>
+      <w:pPr>
+        <w:pStyle w:val="BodyText"/>
       </w:pPr>
       <w:r>
         <w:rPr>
@@ -149,7 +173,7 @@
         <w:t xml:space="preserve"> </w:t>
       </w:r>
       <w:r>
-        <w:t xml:space="preserve">Data were collected while the first author was an M.Phil. scholar at the School of International Cultural Exchange, Central China Normal University. Rathore and Cao (2024) is a short preliminary note on the same project. The present article reports a new item-level analysis of the questionnaire export. We thank the students who took part.</w:t>
+        <w:t xml:space="preserve">Data were collected while the first author was an M.Phil. scholar at the School of International Cultural Exchange, Central China Normal University. We thank the students who took part.</w:t>
       </w:r>
     </w:p>
     <w:p>
@@ -203,7 +227,7 @@
         <w:t xml:space="preserve"> </w:t>
       </w:r>
       <w:r>
-        <w:t xml:space="preserve">A de-identified analysis file is available from the corresponding author. Files containing names or IP addresses will not be shared. The 2024 note is at https://doi.org/10.5281/zenodo.13267236.</w:t>
+        <w:t xml:space="preserve">A de-identified analysis file is available from the corresponding author. Files containing names or IP addresses will not be shared.</w:t>
       </w:r>
     </w:p>
     <w:p>
@@ -795,12 +819,11 @@
     <w:qFormat/>
     <w:rsid w:val="00FC693F"/>
     <w:pPr>
-      <w:spacing w:after="0" w:before="0" w:line="480" w:lineRule="auto"/>
+      <w:spacing w:after="0" w:line="480" w:lineRule="auto"/>
     </w:pPr>
     <w:rPr>
-      <w:rFonts w:ascii="Times New Roman" w:cs="Times New Roman" w:eastAsia="SimSun" w:hAnsi="Times New Roman"/>
-      <w:b w:val="0"/>
-      <w:i w:val="0"/>
+      <w:rFonts w:ascii="Times New Roman" w:hAnsi="Times New Roman"/>
+      <w:color w:val="000000"/>
       <w:sz w:val="24"/>
     </w:rPr>
   </w:style>
@@ -859,16 +882,15 @@
     <w:pPr>
       <w:keepNext/>
       <w:keepLines/>
-      <w:spacing w:after="120" w:before="240" w:line="480" w:lineRule="auto"/>
+      <w:spacing w:after="0" w:before="480"/>
       <w:outlineLvl w:val="0"/>
     </w:pPr>
     <w:rPr>
-      <w:rFonts w:ascii="Times New Roman" w:asciiTheme="majorHAnsi" w:cs="Times New Roman" w:cstheme="majorBidi" w:eastAsia="SimSun" w:eastAsiaTheme="majorEastAsia" w:hAnsi="Times New Roman" w:hAnsiTheme="majorHAnsi"/>
+      <w:rFonts w:ascii="Times New Roman" w:asciiTheme="majorHAnsi" w:cstheme="majorBidi" w:eastAsiaTheme="majorEastAsia" w:hAnsi="Times New Roman" w:hAnsiTheme="majorHAnsi"/>
       <w:b/>
       <w:bCs/>
-      <w:i w:val="0"/>
-      <w:color w:themeColor="accent1" w:themeShade="BF" w:val="365F91"/>
-      <w:sz w:val="24"/>
+      <w:color w:val="000000"/>
+      <w:sz w:val="28"/>
       <w:szCs w:val="28"/>
     </w:rPr>
   </w:style>
@@ -884,16 +906,15 @@
     <w:pPr>
       <w:keepNext/>
       <w:keepLines/>
-      <w:spacing w:after="80" w:before="200" w:line="480" w:lineRule="auto"/>
+      <w:spacing w:after="0" w:before="200"/>
       <w:outlineLvl w:val="1"/>
     </w:pPr>
     <w:rPr>
-      <w:rFonts w:ascii="Times New Roman" w:asciiTheme="majorHAnsi" w:cs="Times New Roman" w:cstheme="majorBidi" w:eastAsia="SimSun" w:eastAsiaTheme="majorEastAsia" w:hAnsi="Times New Roman" w:hAnsiTheme="majorHAnsi"/>
+      <w:rFonts w:ascii="Times New Roman" w:asciiTheme="majorHAnsi" w:cstheme="majorBidi" w:eastAsiaTheme="majorEastAsia" w:hAnsi="Times New Roman" w:hAnsiTheme="majorHAnsi"/>
       <w:b/>
       <w:bCs/>
-      <w:i w:val="0"/>
-      <w:color w:themeColor="accent1" w:val="4F81BD"/>
-      <w:sz w:val="24"/>
+      <w:color w:val="000000"/>
+      <w:sz w:val="26"/>
       <w:szCs w:val="26"/>
     </w:rPr>
   </w:style>
@@ -909,16 +930,14 @@
     <w:pPr>
       <w:keepNext/>
       <w:keepLines/>
-      <w:spacing w:after="80" w:before="160" w:line="480" w:lineRule="auto"/>
+      <w:spacing w:after="0" w:before="200"/>
       <w:outlineLvl w:val="2"/>
     </w:pPr>
     <w:rPr>
-      <w:rFonts w:ascii="Times New Roman" w:asciiTheme="majorHAnsi" w:cs="Times New Roman" w:cstheme="majorBidi" w:eastAsia="SimSun" w:eastAsiaTheme="majorEastAsia" w:hAnsi="Times New Roman" w:hAnsiTheme="majorHAnsi"/>
+      <w:rFonts w:ascii="Times New Roman" w:asciiTheme="majorHAnsi" w:cstheme="majorBidi" w:eastAsiaTheme="majorEastAsia" w:hAnsi="Times New Roman" w:hAnsiTheme="majorHAnsi"/>
       <w:b/>
       <w:bCs/>
-      <w:i w:val="0"/>
-      <w:color w:themeColor="accent1" w:val="4F81BD"/>
-      <w:sz w:val="24"/>
+      <w:color w:val="000000"/>
     </w:rPr>
   </w:style>
   <w:style w:styleId="Heading4" w:type="paragraph">
@@ -1152,17 +1171,15 @@
       <w:pBdr>
         <w:bottom w:color="4F81BD" w:space="4" w:sz="8" w:themeColor="accent1" w:val="single"/>
       </w:pBdr>
-      <w:spacing w:after="120" w:before="0" w:line="480" w:lineRule="auto"/>
+      <w:spacing w:after="300" w:line="240" w:lineRule="auto"/>
       <w:contextualSpacing/>
     </w:pPr>
     <w:rPr>
-      <w:rFonts w:ascii="Times New Roman" w:asciiTheme="majorHAnsi" w:cs="Times New Roman" w:cstheme="majorBidi" w:eastAsia="SimSun" w:eastAsiaTheme="majorEastAsia" w:hAnsi="Times New Roman" w:hAnsiTheme="majorHAnsi"/>
-      <w:b/>
-      <w:i w:val="0"/>
-      <w:color w:themeColor="text2" w:themeShade="BF" w:val="17365D"/>
+      <w:rFonts w:ascii="Times New Roman" w:asciiTheme="majorHAnsi" w:cstheme="majorBidi" w:eastAsiaTheme="majorEastAsia" w:hAnsi="Times New Roman" w:hAnsiTheme="majorHAnsi"/>
+      <w:color w:val="000000"/>
       <w:spacing w:val="5"/>
       <w:kern w:val="28"/>
-      <w:sz w:val="32"/>
+      <w:sz w:val="52"/>
       <w:szCs w:val="52"/>
     </w:rPr>
   </w:style>

--- a/papers/q1-masters-covid/word/Rathore-title-page.docx
+++ b/papers/q1-masters-covid/word/Rathore-title-page.docx
@@ -50,7 +50,7 @@
         <w:t xml:space="preserve"> </w:t>
       </w:r>
       <w:r>
-        <w:t xml:space="preserve">When Chinese class moved home: Pakistani students, infrastructure, and platform access</w:t>
+        <w:t xml:space="preserve">Pakistani Chinese-university students studying remotely: household infrastructure and platform access during emergency remote teaching</w:t>
       </w:r>
     </w:p>
     <w:p>
@@ -68,7 +68,7 @@
         <w:t xml:space="preserve"> </w:t>
       </w:r>
       <w:r>
-        <w:t xml:space="preserve">Chinese class at home</w:t>
+        <w:t xml:space="preserve">Remote Chinese: delivery-context fit</w:t>
       </w:r>
     </w:p>
     <w:p>
@@ -227,7 +227,16 @@
         <w:t xml:space="preserve"> </w:t>
       </w:r>
       <w:r>
-        <w:t xml:space="preserve">A de-identified analysis file is available from the corresponding author. Files containing names or IP addresses will not be shared.</w:t>
+        <w:t xml:space="preserve">A de-identified analysis file (</w:t>
+      </w:r>
+      <w:r>
+        <w:rPr>
+          <w:rStyle w:val="VerbatimChar"/>
+        </w:rPr>
+        <w:t xml:space="preserve">data/anonymized_n38.csv</w:t>
+      </w:r>
+      <w:r>
+        <w:t xml:space="preserve">), codebook, and analysis syntax are in the public project repository. Files containing names or IP addresses will not be shared. The corresponding author can also supply the same de-identified files on request.</w:t>
       </w:r>
     </w:p>
     <w:p>
@@ -245,7 +254,7 @@
         <w:t xml:space="preserve"> </w:t>
       </w:r>
       <w:r>
-        <w:t xml:space="preserve">Adult students completed an online questionnaire. Submission of the form was treated as consent to use anonymised answers for research. Direct identifiers are not published.</w:t>
+        <w:t xml:space="preserve">Adult respondents completed an online questionnaire presented as research. Submission was treated as consent. Direct identifiers are not published. No institutional ethics-committee number is available for the 2022 collection. Authors should seek retrospective confirmation or a waiver if the journal requires a protocol number.</w:t>
       </w:r>
     </w:p>
     <w:p>

--- a/papers/q1-masters-covid/word/Rathore-title-page.docx
+++ b/papers/q1-masters-covid/word/Rathore-title-page.docx
@@ -50,7 +50,7 @@
         <w:t xml:space="preserve"> </w:t>
       </w:r>
       <w:r>
-        <w:t xml:space="preserve">Pakistani Chinese-university students studying remotely: household infrastructure and platform access during emergency remote teaching</w:t>
+        <w:t xml:space="preserve">Mainly Pakistani respondents reporting online Chinese coursework: household infrastructure and platform access during emergency remote teaching</w:t>
       </w:r>
     </w:p>
     <w:p>
@@ -227,16 +227,16 @@
         <w:t xml:space="preserve"> </w:t>
       </w:r>
       <w:r>
-        <w:t xml:space="preserve">A de-identified analysis file (</w:t>
+        <w:t xml:space="preserve">A de-identified analytical dataset (</w:t>
       </w:r>
       <w:r>
         <w:rPr>
           <w:rStyle w:val="VerbatimChar"/>
         </w:rPr>
-        <w:t xml:space="preserve">data/anonymized_n38.csv</w:t>
+        <w:t xml:space="preserve">data/publication_n38.csv</w:t>
       </w:r>
       <w:r>
-        <w:t xml:space="preserve">), codebook, and analysis syntax are in the public project repository. Files containing names or IP addresses will not be shared. The corresponding author can also supply the same de-identified files on request.</w:t>
+        <w:t xml:space="preserve">), codebook, and analysis syntax are in the public project repository. Variables that could increase re-identification risk in this small convenience sample have been removed or coarsened. Files containing names, IP addresses, timestamps, or device identifiers will not be shared. The corresponding author can also supply the same de-identified files on request.</w:t>
       </w:r>
     </w:p>
     <w:p>
@@ -254,7 +254,7 @@
         <w:t xml:space="preserve"> </w:t>
       </w:r>
       <w:r>
-        <w:t xml:space="preserve">Adult respondents completed an online questionnaire presented as research. Submission was treated as consent. Direct identifiers are not published. No institutional ethics-committee number is available for the 2022 collection. Authors should seek retrospective confirmation or a waiver if the journal requires a protocol number.</w:t>
+        <w:t xml:space="preserve">Adult respondents completed an online questionnaire presented as research. Submission was treated as consent. Direct identifiers are not published. No institutional ethics approval number is available for the original 2022 data collection.</w:t>
       </w:r>
     </w:p>
     <w:p>

--- a/papers/q1-masters-covid/word/Rathore-title-page.docx
+++ b/papers/q1-masters-covid/word/Rathore-title-page.docx
@@ -50,7 +50,7 @@
         <w:t xml:space="preserve"> </w:t>
       </w:r>
       <w:r>
-        <w:t xml:space="preserve">Mainly Pakistani respondents reporting online Chinese coursework: household infrastructure and platform access during emergency remote teaching</w:t>
+        <w:t xml:space="preserve">The problem of online Chinese teaching: household infrastructure and platform access among mainly Pakistani respondents during emergency remote teaching</w:t>
       </w:r>
     </w:p>
     <w:p>
@@ -68,7 +68,7 @@
         <w:t xml:space="preserve"> </w:t>
       </w:r>
       <w:r>
-        <w:t xml:space="preserve">Remote Chinese: delivery-context fit</w:t>
+        <w:t xml:space="preserve">Online Chinese teaching: delivery-context fit</w:t>
       </w:r>
     </w:p>
     <w:p>

--- a/papers/q1-masters-covid/word/Rathore-title-page.docx
+++ b/papers/q1-masters-covid/word/Rathore-title-page.docx
@@ -50,7 +50,7 @@
         <w:t xml:space="preserve"> </w:t>
       </w:r>
       <w:r>
-        <w:t xml:space="preserve">The problem of online Chinese teaching: household infrastructure and platform access among mainly Pakistani respondents during emergency remote teaching</w:t>
+        <w:t xml:space="preserve">Localisation of delivery in online Chinese teaching: household infrastructure and platform access</w:t>
       </w:r>
     </w:p>
     <w:p>
@@ -68,7 +68,7 @@
         <w:t xml:space="preserve"> </w:t>
       </w:r>
       <w:r>
-        <w:t xml:space="preserve">Online Chinese teaching: delivery-context fit</w:t>
+        <w:t xml:space="preserve">Localisation of delivery in online Chinese teaching</w:t>
       </w:r>
     </w:p>
     <w:p>

--- a/papers/q1-masters-covid/word/Rathore-title-page.docx
+++ b/papers/q1-masters-covid/word/Rathore-title-page.docx
@@ -50,7 +50,7 @@
         <w:t xml:space="preserve"> </w:t>
       </w:r>
       <w:r>
-        <w:t xml:space="preserve">Localisation of delivery in online Chinese teaching: household infrastructure and platform access</w:t>
+        <w:t xml:space="preserve">Household infrastructure and platform access in online Chinese teaching</w:t>
       </w:r>
     </w:p>
     <w:p>
@@ -68,7 +68,7 @@
         <w:t xml:space="preserve"> </w:t>
       </w:r>
       <w:r>
-        <w:t xml:space="preserve">Localisation of delivery in online Chinese teaching</w:t>
+        <w:t xml:space="preserve">Online Chinese teaching: household and platform access</w:t>
       </w:r>
     </w:p>
     <w:p>

--- a/papers/q1-masters-covid/word/Rathore-title-page.docx
+++ b/papers/q1-masters-covid/word/Rathore-title-page.docx
@@ -2,13 +2,26 @@
 <file path=word/document.xml><?xml version="1.0" encoding="utf-8"?>
 <w:document xmlns:w="http://schemas.openxmlformats.org/wordprocessingml/2006/main" xmlns:m="http://schemas.openxmlformats.org/officeDocument/2006/math" xmlns:r="http://schemas.openxmlformats.org/officeDocument/2006/relationships" xmlns:o="urn:schemas-microsoft-com:office:office" xmlns:v="urn:schemas-microsoft-com:vml" xmlns:w10="urn:schemas-microsoft-com:office:word" xmlns:a="http://schemas.openxmlformats.org/drawingml/2006/main" xmlns:pic="http://schemas.openxmlformats.org/drawingml/2006/picture" xmlns:wp="http://schemas.openxmlformats.org/drawingml/2006/wordprocessingDrawing">
   <w:body>
-    <w:bookmarkStart w:id="21" w:name="title-page-scholarone-file-1-of-2"/>
+    <w:bookmarkStart w:id="21" w:name="X6a85ee67871f5681ed5409cf636455fa3fce27c"/>
     <w:p>
       <w:pPr>
         <w:pStyle w:val="Heading1"/>
       </w:pPr>
       <w:r>
-        <w:t xml:space="preserve">Title page (ScholarOne file 1 of 2)</w:t>
+        <w:t xml:space="preserve">Title page (</w:t>
+      </w:r>
+      <w:r>
+        <w:rPr>
+          <w:iCs/>
+          <w:i/>
+        </w:rPr>
+        <w:t xml:space="preserve">Foreign Language Annals</w:t>
+      </w:r>
+      <w:r>
+        <w:t xml:space="preserve"> </w:t>
+      </w:r>
+      <w:r>
+        <w:t xml:space="preserve">/ Wiley ScholarOne file 1 of 2)</w:t>
       </w:r>
     </w:p>
     <w:p>
@@ -16,7 +29,7 @@
         <w:pStyle w:val="FirstParagraph"/>
       </w:pPr>
       <w:r>
-        <w:t xml:space="preserve">Upload this with names. Upload the manuscript</w:t>
+        <w:t xml:space="preserve">Upload this with names. Upload the anonymized manuscript</w:t>
       </w:r>
       <w:r>
         <w:t xml:space="preserve"> </w:t>
@@ -32,7 +45,53 @@
         <w:t xml:space="preserve"> </w:t>
       </w:r>
       <w:r>
-        <w:t xml:space="preserve">this block for anonymous review.</w:t>
+        <w:t xml:space="preserve">this block. Double-blind review.</w:t>
+      </w:r>
+    </w:p>
+    <w:p>
+      <w:pPr>
+        <w:pStyle w:val="BodyText"/>
+      </w:pPr>
+      <w:r>
+        <w:rPr>
+          <w:bCs/>
+          <w:b/>
+        </w:rPr>
+        <w:t xml:space="preserve">Journal.</w:t>
+      </w:r>
+      <w:r>
+        <w:t xml:space="preserve"> </w:t>
+      </w:r>
+      <w:r>
+        <w:rPr>
+          <w:iCs/>
+          <w:i/>
+        </w:rPr>
+        <w:t xml:space="preserve">Foreign Language Annals</w:t>
+      </w:r>
+      <w:r>
+        <w:t xml:space="preserve"> </w:t>
+      </w:r>
+      <w:r>
+        <w:t xml:space="preserve">(ACTFL / Wiley)</w:t>
+      </w:r>
+    </w:p>
+    <w:p>
+      <w:pPr>
+        <w:pStyle w:val="BodyText"/>
+      </w:pPr>
+      <w:r>
+        <w:rPr>
+          <w:bCs/>
+          <w:b/>
+        </w:rPr>
+        <w:t xml:space="preserve">Article type.</w:t>
+      </w:r>
+      <w:r>
+        <w:t xml:space="preserve"> </w:t>
+      </w:r>
+      <w:r>
+        <w:t xml:space="preserve">Original empirical article</w:t>
       </w:r>
     </w:p>
     <w:p>
@@ -62,7 +121,7 @@
           <w:bCs/>
           <w:b/>
         </w:rPr>
-        <w:t xml:space="preserve">Short title.</w:t>
+        <w:t xml:space="preserve">Short title / running head.</w:t>
       </w:r>
       <w:r>
         <w:t xml:space="preserve"> </w:t>
@@ -100,6 +159,21 @@
       <w:r>
         <w:t xml:space="preserve">Email: kristine_2020@qq.com</w:t>
       </w:r>
+      <w:r>
+        <w:br/>
+      </w:r>
+      <w:r>
+        <w:t xml:space="preserve">ORCID:</w:t>
+      </w:r>
+      <w:r>
+        <w:t xml:space="preserve"> </w:t>
+      </w:r>
+      <w:r>
+        <w:rPr>
+          <w:rStyle w:val="VerbatimChar"/>
+        </w:rPr>
+        <w:t xml:space="preserve">[ADD IF HELD]</w:t>
+      </w:r>
     </w:p>
     <w:p>
       <w:pPr>
@@ -133,6 +207,21 @@
         </w:rPr>
         <w:t xml:space="preserve">[CONFIRM]</w:t>
       </w:r>
+      <w:r>
+        <w:br/>
+      </w:r>
+      <w:r>
+        <w:t xml:space="preserve">ORCID:</w:t>
+      </w:r>
+      <w:r>
+        <w:t xml:space="preserve"> </w:t>
+      </w:r>
+      <w:r>
+        <w:rPr>
+          <w:rStyle w:val="VerbatimChar"/>
+        </w:rPr>
+        <w:t xml:space="preserve">[ADD IF HELD]</w:t>
+      </w:r>
     </w:p>
     <w:p>
       <w:pPr>
@@ -157,6 +246,21 @@
       <w:r>
         <w:t xml:space="preserve">Email: xuyiru@mail.sysu.edu.cn</w:t>
       </w:r>
+      <w:r>
+        <w:br/>
+      </w:r>
+      <w:r>
+        <w:t xml:space="preserve">ORCID:</w:t>
+      </w:r>
+      <w:r>
+        <w:t xml:space="preserve"> </w:t>
+      </w:r>
+      <w:r>
+        <w:rPr>
+          <w:rStyle w:val="VerbatimChar"/>
+        </w:rPr>
+        <w:t xml:space="preserve">[ADD IF HELD]</w:t>
+      </w:r>
     </w:p>
     <w:p>
       <w:pPr>
@@ -167,7 +271,7 @@
           <w:bCs/>
           <w:b/>
         </w:rPr>
-        <w:t xml:space="preserve">Acknowledgements.</w:t>
+        <w:t xml:space="preserve">Acknowledgments.</w:t>
       </w:r>
       <w:r>
         <w:t xml:space="preserve"> </w:t>
@@ -185,13 +289,13 @@
           <w:bCs/>
           <w:b/>
         </w:rPr>
-        <w:t xml:space="preserve">Disclosure statement.</w:t>
+        <w:t xml:space="preserve">Conflict of interest.</w:t>
       </w:r>
       <w:r>
         <w:t xml:space="preserve"> </w:t>
       </w:r>
       <w:r>
-        <w:t xml:space="preserve">No potential conflict of interest was reported by the authors.</w:t>
+        <w:t xml:space="preserve">The authors declare no conflict of interest.</w:t>
       </w:r>
     </w:p>
     <w:p>
@@ -209,7 +313,7 @@
         <w:t xml:space="preserve"> </w:t>
       </w:r>
       <w:r>
-        <w:t xml:space="preserve">None.</w:t>
+        <w:t xml:space="preserve">The authors received no financial support for the research, authorship, or publication of this article.</w:t>
       </w:r>
     </w:p>
     <w:p>
@@ -236,7 +340,7 @@
         <w:t xml:space="preserve">data/publication_n38.csv</w:t>
       </w:r>
       <w:r>
-        <w:t xml:space="preserve">), codebook, and analysis syntax are in the public project repository. Variables that could increase re-identification risk in this small convenience sample have been removed or coarsened. Files containing names, IP addresses, timestamps, or device identifiers will not be shared. The corresponding author can also supply the same de-identified files on request.</w:t>
+        <w:t xml:space="preserve">), codebook, and analysis syntax are in the public project repository. Variables that could increase re-identification risk in this small convenience sample have been removed or coarsened. Files containing names, IP addresses, timestamps, or device identifiers will not be shared. The corresponding author can also supply the same de-identified files on request. If the manuscript is accepted, the authors will consider depositing the de-identified files in a language-research repository such as IRIS.</w:t>
       </w:r>
     </w:p>
     <w:p>
@@ -254,7 +358,7 @@
         <w:t xml:space="preserve"> </w:t>
       </w:r>
       <w:r>
-        <w:t xml:space="preserve">Adult respondents completed an online questionnaire presented as research. Submission was treated as consent. Direct identifiers are not published. No institutional ethics approval number is available for the original 2022 data collection.</w:t>
+        <w:t xml:space="preserve">Adult respondents completed an online questionnaire presented as research. Submission was treated as consent. Direct identifiers are not published. No institutional ethics approval number is available for the original 2022 data collection. Do not invent one. Institutional guidance on retrospective review or exemption is being sought before ScholarOne upload if the editors require a protocol number.</w:t>
       </w:r>
     </w:p>
     <w:p>
@@ -272,10 +376,43 @@
         <w:t xml:space="preserve"> </w:t>
       </w:r>
       <w:r>
+        <w:t xml:space="preserve">Generative AI tools were used only to help edit the English of the manuscript. They were not used to generate data, statistical results, interview quotations, figures that report results, or bibliographic sources. All analyses were run from the retained questionnaire file. Cited sources were checked against Crossref.</w:t>
+      </w:r>
+    </w:p>
+    <w:p>
+      <w:pPr>
+        <w:pStyle w:val="BodyText"/>
+      </w:pPr>
+      <w:r>
         <w:rPr>
-          <w:rStyle w:val="VerbatimChar"/>
+          <w:bCs/>
+          <w:b/>
         </w:rPr>
-        <w:t xml:space="preserve">[If language tools were used, name tool, version, and that they were used only for language polishing. If none, delete this heading.]</w:t>
+        <w:t xml:space="preserve">ACTFL membership.</w:t>
+      </w:r>
+      <w:r>
+        <w:t xml:space="preserve"> </w:t>
+      </w:r>
+      <w:r>
+        <w:t xml:space="preserve">At least one author will hold ACTFL membership before final acceptance if the journal requires it. Do not claim current membership until a named author has joined.</w:t>
+      </w:r>
+    </w:p>
+    <w:p>
+      <w:pPr>
+        <w:pStyle w:val="BodyText"/>
+      </w:pPr>
+      <w:r>
+        <w:rPr>
+          <w:bCs/>
+          <w:b/>
+        </w:rPr>
+        <w:t xml:space="preserve">Manuscript inventory.</w:t>
+      </w:r>
+      <w:r>
+        <w:t xml:space="preserve"> </w:t>
+      </w:r>
+      <w:r>
+        <w:t xml:space="preserve">One anonymized manuscript (abstract, Challenge statement, body, tables, two appendices, APA references); one figure (reading model); four tables in the text. About 7,200 words from the abstract through the reference list (inside the journal’s 4,000–10,000-word range). American English. APA 7th.</w:t>
       </w:r>
     </w:p>
     <w:bookmarkStart w:id="20" w:name="notes-on-contributors"/>
@@ -347,7 +484,7 @@
         <w:t xml:space="preserve"> </w:t>
       </w:r>
       <w:r>
-        <w:t xml:space="preserve">is a professor and doctoral supervisor in the School of Foreign Languages, Sun Yat-sen University. Her research concerns applied linguistics, conversation analysis, and language assessment.</w:t>
+        <w:t xml:space="preserve">is a professor and doctoral supervisor in the School of Foreign Languages, Sun Yat-sen University. Her research concerns applied linguistics, conversation analysis, and language assessment. Do not put rank on the byline unless she asks.</w:t>
       </w:r>
     </w:p>
     <w:bookmarkEnd w:id="20"/>

--- a/papers/q1-masters-covid/word/Rathore-title-page.docx
+++ b/papers/q1-masters-covid/word/Rathore-title-page.docx
@@ -109,7 +109,7 @@
         <w:t xml:space="preserve"> </w:t>
       </w:r>
       <w:r>
-        <w:t xml:space="preserve">Household infrastructure and platform access in online Chinese teaching</w:t>
+        <w:t xml:space="preserve">Household infrastructure and platform access in online Chinese teaching: Localization of delivery in a travelling course</w:t>
       </w:r>
     </w:p>
     <w:p>
@@ -412,7 +412,7 @@
         <w:t xml:space="preserve"> </w:t>
       </w:r>
       <w:r>
-        <w:t xml:space="preserve">One anonymized manuscript (abstract, Challenge statement, body, tables, two appendices, APA references); one figure (reading model); four tables in the text. About 7,200 words from the abstract through the reference list (inside the journal’s 4,000–10,000-word range). American English. APA 7th.</w:t>
+        <w:t xml:space="preserve">One anonymized manuscript (abstract, Challenge statement, body, tables, two appendices, APA references); one figure (reading model); four tables in the text. About 6,300 words from the abstract through the reference list (inside the journal’s 4,000–10,000-word range). American English. APA 7th.</w:t>
       </w:r>
     </w:p>
     <w:bookmarkStart w:id="20" w:name="notes-on-contributors"/>

--- a/papers/q1-masters-covid/word/Rathore-title-page.docx
+++ b/papers/q1-masters-covid/word/Rathore-title-page.docx
@@ -109,7 +109,7 @@
         <w:t xml:space="preserve"> </w:t>
       </w:r>
       <w:r>
-        <w:t xml:space="preserve">Household infrastructure and platform access in online Chinese teaching: Localization of delivery in a travelling course</w:t>
+        <w:t xml:space="preserve">Home conditions and platform access in a 2022 online Chinese questionnaire</w:t>
       </w:r>
     </w:p>
     <w:p>
@@ -127,7 +127,7 @@
         <w:t xml:space="preserve"> </w:t>
       </w:r>
       <w:r>
-        <w:t xml:space="preserve">Online Chinese teaching: household and platform access</w:t>
+        <w:t xml:space="preserve">Home and platform access</w:t>
       </w:r>
     </w:p>
     <w:p>
@@ -412,7 +412,20 @@
         <w:t xml:space="preserve"> </w:t>
       </w:r>
       <w:r>
-        <w:t xml:space="preserve">One anonymized manuscript (abstract, Challenge statement, body, tables, two appendices, APA references); one figure (reading model); four tables in the text. About 6,300 words from the abstract through the reference list (inside the journal’s 4,000–10,000-word range). American English. APA 7th.</w:t>
+        <w:t xml:space="preserve">One anonymized manuscript (abstract, body, four tables, APA references). American English. APA 7th. The live title is</w:t>
+      </w:r>
+      <w:r>
+        <w:t xml:space="preserve"> </w:t>
+      </w:r>
+      <w:r>
+        <w:rPr>
+          <w:iCs/>
+          <w:i/>
+        </w:rPr>
+        <w:t xml:space="preserve">Home conditions and platform access in a 2022 online Chinese questionnaire</w:t>
+      </w:r>
+      <w:r>
+        <w:t xml:space="preserve">.</w:t>
       </w:r>
     </w:p>
     <w:bookmarkStart w:id="20" w:name="notes-on-contributors"/>
